--- a/templates/planeacion_individual.docx
+++ b/templates/planeacion_individual.docx
@@ -2,20 +2,6 @@
 <file path=word/document.xml><?xml version="1.0" encoding="utf-8"?>
 <w:document xmlns:wpc="http://schemas.microsoft.com/office/word/2010/wordprocessingCanvas" xmlns:mo="http://schemas.microsoft.com/office/mac/office/2008/main" xmlns:mc="http://schemas.openxmlformats.org/markup-compatibility/2006" xmlns:mv="urn:schemas-microsoft-com:mac:vml" xmlns:o="urn:schemas-microsoft-com:office:office" xmlns:r="http://schemas.openxmlformats.org/officeDocument/2006/relationships" xmlns:m="http://schemas.openxmlformats.org/officeDocument/2006/math" xmlns:v="urn:schemas-microsoft-com:vml" xmlns:wp14="http://schemas.microsoft.com/office/word/2010/wordprocessingDrawing" xmlns:wp="http://schemas.openxmlformats.org/drawingml/2006/wordprocessingDrawing" xmlns:w10="urn:schemas-microsoft-com:office:word" xmlns:w="http://schemas.openxmlformats.org/wordprocessingml/2006/main" xmlns:w14="http://schemas.microsoft.com/office/word/2010/wordml" xmlns:wpg="http://schemas.microsoft.com/office/word/2010/wordprocessingGroup" xmlns:wpi="http://schemas.microsoft.com/office/word/2010/wordprocessingInk" xmlns:wne="http://schemas.microsoft.com/office/word/2006/wordml" xmlns:wps="http://schemas.microsoft.com/office/word/2010/wordprocessingShape" mc:Ignorable="w14 wp14">
   <w:body>
-    <w:p>
-      <w:pPr>
-        <w:jc w:val="center"/>
-      </w:pPr>
-      <w:r>
-        <w:rPr>
-          <w:b/>
-          <w:color w:val="1F3764"/>
-          <w:sz w:val="30"/>
-        </w:rPr>
-        <w:t>DIARIO PEDAGÓGICO</w:t>
-      </w:r>
-    </w:p>
-    <w:p/>
     <w:tbl>
       <w:tblPr>
         <w:tblStyle w:val="TableGrid"/>
@@ -374,6 +360,8 @@
       </w:r>
     </w:p>
     <w:sectPr>
+      <w:headerReference w:type="default" r:id="rId9"/>
+      <w:footerReference w:type="default" r:id="rId10"/>
       <w:pgSz w:w="12240" w:h="15840"/>
       <w:pgMar w:top="1440" w:right="1800" w:bottom="1440" w:left="1800" w:header="720" w:footer="720" w:gutter="0"/>
       <w:cols w:space="720"/>
@@ -381,6 +369,267 @@
     </w:sectPr>
   </w:body>
 </w:document>
+</file>
+
+<file path=word/footer1.xml><?xml version="1.0" encoding="utf-8"?>
+<w:ftr xmlns:m="http://schemas.openxmlformats.org/officeDocument/2006/math" xmlns:mc="http://schemas.openxmlformats.org/markup-compatibility/2006" xmlns:mo="http://schemas.microsoft.com/office/mac/office/2008/main" xmlns:mv="urn:schemas-microsoft-com:mac:vml" xmlns:o="urn:schemas-microsoft-com:office:office" xmlns:r="http://schemas.openxmlformats.org/officeDocument/2006/relationships" xmlns:v="urn:schemas-microsoft-com:vml" xmlns:w10="urn:schemas-microsoft-com:office:word" xmlns:w14="http://schemas.microsoft.com/office/word/2010/wordml" xmlns:w="http://schemas.openxmlformats.org/wordprocessingml/2006/main" xmlns:wne="http://schemas.microsoft.com/office/word/2006/wordml" xmlns:wp14="http://schemas.microsoft.com/office/word/2010/wordprocessingDrawing" xmlns:wp="http://schemas.openxmlformats.org/drawingml/2006/wordprocessingDrawing" xmlns:wpc="http://schemas.microsoft.com/office/word/2010/wordprocessingCanvas" xmlns:wpg="http://schemas.microsoft.com/office/word/2010/wordprocessingGroup" xmlns:wpi="http://schemas.microsoft.com/office/word/2010/wordprocessingInk" xmlns:wps="http://schemas.microsoft.com/office/word/2010/wordprocessingShape" mc:Ignorable="w14 wp14">
+  <w:p>
+    <w:pPr>
+      <w:pStyle w:val="Footer"/>
+      <w:jc w:val="center"/>
+    </w:pPr>
+    <w:r>
+      <w:rPr>
+        <w:sz w:val="16"/>
+      </w:rPr>
+      <w:t>www.sanpedrodelosmilagros-antioquia.gov.co / Carrera 49A No.49-36 Parque principal - PBX. 8687039</w:t>
+    </w:r>
+  </w:p>
+  <w:p>
+    <w:pPr>
+      <w:jc w:val="center"/>
+    </w:pPr>
+    <w:r>
+      <w:rPr>
+        <w:sz w:val="16"/>
+      </w:rPr>
+      <w:t xml:space="preserve">E-mail: secgobierno@sanpedrodelosmilagros-antioquia.gov.co / Código Postal 051010 / Página </w:t>
+    </w:r>
+    <w:r>
+      <w:rPr>
+        <w:sz w:val="16"/>
+      </w:rPr>
+      <w:fldChar w:fldCharType="begin"/>
+      <w:instrText xml:space="preserve">PAGE</w:instrText>
+      <w:fldChar w:fldCharType="end"/>
+    </w:r>
+    <w:r>
+      <w:rPr>
+        <w:sz w:val="16"/>
+      </w:rPr>
+      <w:t xml:space="preserve"> de </w:t>
+    </w:r>
+    <w:r>
+      <w:rPr>
+        <w:sz w:val="16"/>
+      </w:rPr>
+      <w:fldChar w:fldCharType="begin"/>
+      <w:instrText xml:space="preserve">NUMPAGES</w:instrText>
+      <w:fldChar w:fldCharType="end"/>
+    </w:r>
+  </w:p>
+</w:ftr>
+</file>
+
+<file path=word/header1.xml><?xml version="1.0" encoding="utf-8"?>
+<w:hdr xmlns:m="http://schemas.openxmlformats.org/officeDocument/2006/math" xmlns:mc="http://schemas.openxmlformats.org/markup-compatibility/2006" xmlns:mo="http://schemas.microsoft.com/office/mac/office/2008/main" xmlns:mv="urn:schemas-microsoft-com:mac:vml" xmlns:o="urn:schemas-microsoft-com:office:office" xmlns:r="http://schemas.openxmlformats.org/officeDocument/2006/relationships" xmlns:v="urn:schemas-microsoft-com:vml" xmlns:w10="urn:schemas-microsoft-com:office:word" xmlns:w14="http://schemas.microsoft.com/office/word/2010/wordml" xmlns:w="http://schemas.openxmlformats.org/wordprocessingml/2006/main" xmlns:wne="http://schemas.microsoft.com/office/word/2006/wordml" xmlns:wp14="http://schemas.microsoft.com/office/word/2010/wordprocessingDrawing" xmlns:wp="http://schemas.openxmlformats.org/drawingml/2006/wordprocessingDrawing" xmlns:wpc="http://schemas.microsoft.com/office/word/2010/wordprocessingCanvas" xmlns:wpg="http://schemas.microsoft.com/office/word/2010/wordprocessingGroup" xmlns:wpi="http://schemas.microsoft.com/office/word/2010/wordprocessingInk" xmlns:wps="http://schemas.microsoft.com/office/word/2010/wordprocessingShape" mc:Ignorable="w14 wp14">
+  <w:p>
+    <w:pPr>
+      <w:pStyle w:val="Header"/>
+    </w:pPr>
+  </w:p>
+  <w:tbl>
+    <w:tblPr>
+      <w:tblW w:type="auto" w:w="0"/>
+      <w:tblLayout w:type="fixed"/>
+      <w:tblLook w:firstColumn="1" w:firstRow="1" w:lastColumn="0" w:lastRow="0" w:noHBand="0" w:noVBand="1" w:val="04A0"/>
+    </w:tblPr>
+    <w:tblGrid>
+      <w:gridCol w:w="3572"/>
+      <w:gridCol w:w="3628"/>
+      <w:gridCol w:w="1417"/>
+      <w:gridCol w:w="1531"/>
+    </w:tblGrid>
+    <w:tr>
+      <w:tc>
+        <w:tcPr>
+          <w:tcW w:type="dxa" w:w="3572"/>
+          <w:vMerge w:val="restart"/>
+          <w:vAlign w:val="center"/>
+        </w:tcPr>
+        <w:p>
+          <w:pPr>
+            <w:jc w:val="center"/>
+          </w:pPr>
+          <w:r>
+            <w:rPr>
+              <w:sz w:val="18"/>
+            </w:rPr>
+            <w:t>ADMINISTRACIÓN MUNICIPAL</w:t>
+          </w:r>
+        </w:p>
+        <w:p>
+          <w:pPr>
+            <w:jc w:val="center"/>
+          </w:pPr>
+          <w:r>
+            <w:rPr>
+              <w:sz w:val="18"/>
+            </w:rPr>
+            <w:t>Secretaria de Educación y Desarrollo Social</w:t>
+          </w:r>
+        </w:p>
+      </w:tc>
+      <w:tc>
+        <w:tcPr>
+          <w:tcW w:type="dxa" w:w="3628"/>
+          <w:vMerge w:val="restart"/>
+          <w:vAlign w:val="center"/>
+        </w:tcPr>
+        <w:p>
+          <w:pPr>
+            <w:jc w:val="center"/>
+          </w:pPr>
+          <w:r>
+            <w:rPr>
+              <w:b/>
+              <w:sz w:val="24"/>
+            </w:rPr>
+            <w:t>DIARIO PEDAGÓGICO</w:t>
+          </w:r>
+        </w:p>
+      </w:tc>
+      <w:tc>
+        <w:tcPr>
+          <w:tcW w:type="dxa" w:w="1417"/>
+          <w:vMerge w:val="restart"/>
+          <w:vAlign w:val="center"/>
+        </w:tcPr>
+        <w:p>
+          <w:pPr>
+            <w:jc w:val="center"/>
+          </w:pPr>
+          <w:r>
+            <w:rPr>
+              <w:sz w:val="18"/>
+            </w:rPr>
+            <w:drawing>
+              <wp:inline xmlns:a="http://schemas.openxmlformats.org/drawingml/2006/main" xmlns:pic="http://schemas.openxmlformats.org/drawingml/2006/picture">
+                <wp:extent cx="756000" cy="756000"/>
+                <wp:docPr id="1" name="Picture 1"/>
+                <wp:cNvGraphicFramePr>
+                  <a:graphicFrameLocks noChangeAspect="1"/>
+                </wp:cNvGraphicFramePr>
+                <a:graphic>
+                  <a:graphicData uri="http://schemas.openxmlformats.org/drawingml/2006/picture">
+                    <pic:pic>
+                      <pic:nvPicPr>
+                        <pic:cNvPr id="0" name="escudo_municipio.jpg"/>
+                        <pic:cNvPicPr/>
+                      </pic:nvPicPr>
+                      <pic:blipFill>
+                        <a:blip r:embed="rId1"/>
+                        <a:stretch>
+                          <a:fillRect/>
+                        </a:stretch>
+                      </pic:blipFill>
+                      <pic:spPr>
+                        <a:xfrm>
+                          <a:off x="0" y="0"/>
+                          <a:ext cx="756000" cy="756000"/>
+                        </a:xfrm>
+                        <a:prstGeom prst="rect"/>
+                      </pic:spPr>
+                    </pic:pic>
+                  </a:graphicData>
+                </a:graphic>
+              </wp:inline>
+            </w:drawing>
+          </w:r>
+        </w:p>
+      </w:tc>
+      <w:tc>
+        <w:tcPr>
+          <w:tcW w:type="dxa" w:w="1531"/>
+        </w:tcPr>
+        <w:p>
+          <w:r>
+            <w:rPr>
+              <w:b/>
+              <w:sz w:val="18"/>
+            </w:rPr>
+            <w:t>CÓDIGO:</w:t>
+          </w:r>
+        </w:p>
+        <w:p>
+          <w:r>
+            <w:rPr>
+              <w:b/>
+              <w:sz w:val="18"/>
+            </w:rPr>
+            <w:t>PC-PA-003-F03</w:t>
+          </w:r>
+        </w:p>
+      </w:tc>
+    </w:tr>
+    <w:tr>
+      <w:tc>
+        <w:tcPr>
+          <w:tcW w:type="dxa" w:w="3572"/>
+          <w:vMerge/>
+        </w:tcPr>
+        <w:p/>
+      </w:tc>
+      <w:tc>
+        <w:tcPr>
+          <w:tcW w:type="dxa" w:w="3628"/>
+          <w:vMerge/>
+        </w:tcPr>
+        <w:p/>
+      </w:tc>
+      <w:tc>
+        <w:tcPr>
+          <w:tcW w:type="dxa" w:w="1417"/>
+          <w:vMerge/>
+        </w:tcPr>
+        <w:p/>
+      </w:tc>
+      <w:tc>
+        <w:tcPr>
+          <w:tcW w:type="dxa" w:w="1531"/>
+        </w:tcPr>
+        <w:p/>
+      </w:tc>
+    </w:tr>
+    <w:tr>
+      <w:tc>
+        <w:tcPr>
+          <w:tcW w:type="dxa" w:w="3572"/>
+          <w:vMerge/>
+        </w:tcPr>
+        <w:p/>
+      </w:tc>
+      <w:tc>
+        <w:tcPr>
+          <w:tcW w:type="dxa" w:w="3628"/>
+          <w:vMerge/>
+        </w:tcPr>
+        <w:p/>
+      </w:tc>
+      <w:tc>
+        <w:tcPr>
+          <w:tcW w:type="dxa" w:w="1417"/>
+          <w:vMerge/>
+        </w:tcPr>
+        <w:p/>
+      </w:tc>
+      <w:tc>
+        <w:tcPr>
+          <w:tcW w:type="dxa" w:w="1531"/>
+        </w:tcPr>
+        <w:p>
+          <w:r>
+            <w:rPr>
+              <w:b/>
+              <w:sz w:val="18"/>
+            </w:rPr>
+            <w:t>VERSIÓN:  0</w:t>
+          </w:r>
+        </w:p>
+      </w:tc>
+    </w:tr>
+  </w:tbl>
+</w:hdr>
 </file>
 
 <file path=word/numbering.xml><?xml version="1.0" encoding="utf-8"?>

--- a/templates/planeacion_individual.docx
+++ b/templates/planeacion_individual.docx
@@ -356,7 +356,7 @@
         <w:jc w:val="center"/>
       </w:pPr>
       <w:r>
-        <w:t>{{ foto_clase }}</w:t>
+        <w:t>{% for foto in fotos_clase %}{{ foto }} {% endfor %}</w:t>
       </w:r>
     </w:p>
     <w:sectPr>

--- a/templates/planeacion_individual.docx
+++ b/templates/planeacion_individual.docx
@@ -6,20 +6,23 @@
       <w:tblPr>
         <w:tblStyle w:val="TableGrid"/>
         <w:tblW w:type="auto" w:w="0"/>
+        <w:tblLayout w:type="fixed"/>
         <w:tblLook w:firstColumn="1" w:firstRow="1" w:lastColumn="0" w:lastRow="0" w:noHBand="0" w:noVBand="1" w:val="04A0"/>
       </w:tblPr>
       <w:tblGrid>
-        <w:gridCol w:w="4320"/>
-        <w:gridCol w:w="4320"/>
+        <w:gridCol w:w="3402"/>
+        <w:gridCol w:w="3402"/>
+        <w:gridCol w:w="3402"/>
       </w:tblGrid>
       <w:tr>
         <w:tc>
           <w:tcPr>
-            <w:tcW w:type="dxa" w:w="4320"/>
+            <w:tcW w:type="dxa" w:w="3402"/>
           </w:tcPr>
           <w:p>
             <w:r>
               <w:rPr>
+                <w:rFonts w:ascii="Calibri" w:hAnsi="Calibri"/>
                 <w:b/>
               </w:rPr>
               <w:t>FECHA</w:t>
@@ -28,10 +31,14 @@
         </w:tc>
         <w:tc>
           <w:tcPr>
-            <w:tcW w:type="dxa" w:w="4320"/>
+            <w:tcW w:type="dxa" w:w="6804"/>
+            <w:gridSpan w:val="2"/>
           </w:tcPr>
           <w:p>
             <w:r>
+              <w:rPr>
+                <w:rFonts w:ascii="Calibri" w:hAnsi="Calibri"/>
+              </w:rPr>
               <w:t>{{ fecha }}</w:t>
             </w:r>
           </w:p>
@@ -40,11 +47,12 @@
       <w:tr>
         <w:tc>
           <w:tcPr>
-            <w:tcW w:type="dxa" w:w="4320"/>
+            <w:tcW w:type="dxa" w:w="3402"/>
           </w:tcPr>
           <w:p>
             <w:r>
               <w:rPr>
+                <w:rFonts w:ascii="Calibri" w:hAnsi="Calibri"/>
                 <w:b/>
               </w:rPr>
               <w:t>GRUPO</w:t>
@@ -53,10 +61,14 @@
         </w:tc>
         <w:tc>
           <w:tcPr>
-            <w:tcW w:type="dxa" w:w="4320"/>
+            <w:tcW w:type="dxa" w:w="6804"/>
+            <w:gridSpan w:val="2"/>
           </w:tcPr>
           <w:p>
             <w:r>
+              <w:rPr>
+                <w:rFonts w:ascii="Calibri" w:hAnsi="Calibri"/>
+              </w:rPr>
               <w:t>{{ grupo }}</w:t>
             </w:r>
           </w:p>
@@ -65,11 +77,12 @@
       <w:tr>
         <w:tc>
           <w:tcPr>
-            <w:tcW w:type="dxa" w:w="4320"/>
+            <w:tcW w:type="dxa" w:w="3402"/>
           </w:tcPr>
           <w:p>
             <w:r>
               <w:rPr>
+                <w:rFonts w:ascii="Calibri" w:hAnsi="Calibri"/>
                 <w:b/>
               </w:rPr>
               <w:t>OBJETIVO</w:t>
@@ -78,10 +91,14 @@
         </w:tc>
         <w:tc>
           <w:tcPr>
-            <w:tcW w:type="dxa" w:w="4320"/>
+            <w:tcW w:type="dxa" w:w="6804"/>
+            <w:gridSpan w:val="2"/>
           </w:tcPr>
           <w:p>
             <w:r>
+              <w:rPr>
+                <w:rFonts w:ascii="Calibri" w:hAnsi="Calibri"/>
+              </w:rPr>
               <w:t>{{ objetivo }}</w:t>
             </w:r>
           </w:p>
@@ -90,11 +107,12 @@
       <w:tr>
         <w:tc>
           <w:tcPr>
-            <w:tcW w:type="dxa" w:w="4320"/>
+            <w:tcW w:type="dxa" w:w="3402"/>
           </w:tcPr>
           <w:p>
             <w:r>
               <w:rPr>
+                <w:rFonts w:ascii="Calibri" w:hAnsi="Calibri"/>
                 <w:b/>
               </w:rPr>
               <w:t>TEMAS VISTOS</w:t>
@@ -103,36 +121,28 @@
         </w:tc>
         <w:tc>
           <w:tcPr>
-            <w:tcW w:type="dxa" w:w="4320"/>
+            <w:tcW w:type="dxa" w:w="6804"/>
+            <w:gridSpan w:val="2"/>
           </w:tcPr>
           <w:p>
             <w:r>
+              <w:rPr>
+                <w:rFonts w:ascii="Calibri" w:hAnsi="Calibri"/>
+              </w:rPr>
               <w:t>{% for t in temas_vistos %}{{ t }}{% if not loop.last %}, {% endif %}{% endfor %}</w:t>
             </w:r>
           </w:p>
         </w:tc>
       </w:tr>
-    </w:tbl>
-    <w:p/>
-    <w:tbl>
-      <w:tblPr>
-        <w:tblStyle w:val="TableGrid"/>
-        <w:tblW w:type="auto" w:w="0"/>
-        <w:tblLook w:firstColumn="1" w:firstRow="1" w:lastColumn="0" w:lastRow="0" w:noHBand="0" w:noVBand="1" w:val="04A0"/>
-      </w:tblPr>
-      <w:tblGrid>
-        <w:gridCol w:w="2880"/>
-        <w:gridCol w:w="2880"/>
-        <w:gridCol w:w="2880"/>
-      </w:tblGrid>
       <w:tr>
         <w:tc>
           <w:tcPr>
-            <w:tcW w:type="dxa" w:w="2880"/>
+            <w:tcW w:type="dxa" w:w="3402"/>
           </w:tcPr>
           <w:p>
             <w:r>
               <w:rPr>
+                <w:rFonts w:ascii="Calibri" w:hAnsi="Calibri"/>
                 <w:b/>
               </w:rPr>
               <w:t>MOMENTOS DE LA CLASE Y TIEMPOS</w:t>
@@ -141,11 +151,12 @@
         </w:tc>
         <w:tc>
           <w:tcPr>
-            <w:tcW w:type="dxa" w:w="2880"/>
+            <w:tcW w:type="dxa" w:w="3402"/>
           </w:tcPr>
           <w:p>
             <w:r>
               <w:rPr>
+                <w:rFonts w:ascii="Calibri" w:hAnsi="Calibri"/>
                 <w:b/>
               </w:rPr>
               <w:t>OBSERVACIONES DE CLASE QUE CONTRIBUYAN A LA FUNDAMENTACIÓN DE GENERACIÓN-I (pequeña reflexión pedagógica, incluye también lo disciplinar)</w:t>
@@ -154,11 +165,12 @@
         </w:tc>
         <w:tc>
           <w:tcPr>
-            <w:tcW w:type="dxa" w:w="2880"/>
+            <w:tcW w:type="dxa" w:w="3402"/>
           </w:tcPr>
           <w:p>
             <w:r>
               <w:rPr>
+                <w:rFonts w:ascii="Calibri" w:hAnsi="Calibri"/>
                 <w:b/>
               </w:rPr>
               <w:t>AVANCES O RETROCESOS OBSERVADOS EN CLASE (se puede nombrar al estudiante, tipo evaluación cualitativa)</w:t>
@@ -169,11 +181,12 @@
       <w:tr>
         <w:tc>
           <w:tcPr>
-            <w:tcW w:type="dxa" w:w="2880"/>
+            <w:tcW w:type="dxa" w:w="3402"/>
           </w:tcPr>
           <w:p>
             <w:r>
               <w:rPr>
+                <w:rFonts w:ascii="Calibri" w:hAnsi="Calibri"/>
                 <w:b/>
               </w:rPr>
               <w:t>Momento inicial ({{ momento_inicial_min }} minutos)</w:t>
@@ -181,6 +194,9 @@
           </w:p>
           <w:p>
             <w:r>
+              <w:rPr>
+                <w:rFonts w:ascii="Calibri" w:hAnsi="Calibri"/>
+              </w:rPr>
               <w:t>{{ momento_inicial_texto }}</w:t>
             </w:r>
           </w:p>
@@ -188,6 +204,7 @@
           <w:p>
             <w:r>
               <w:rPr>
+                <w:rFonts w:ascii="Calibri" w:hAnsi="Calibri"/>
                 <w:b/>
               </w:rPr>
               <w:t>Momento de desarrollo ({{ momento_desarrollo_min }} minutos)</w:t>
@@ -195,6 +212,9 @@
           </w:p>
           <w:p>
             <w:r>
+              <w:rPr>
+                <w:rFonts w:ascii="Calibri" w:hAnsi="Calibri"/>
+              </w:rPr>
               <w:t>{{ momento_desarrollo_texto }}</w:t>
             </w:r>
           </w:p>
@@ -202,6 +222,7 @@
           <w:p>
             <w:r>
               <w:rPr>
+                <w:rFonts w:ascii="Calibri" w:hAnsi="Calibri"/>
                 <w:b/>
               </w:rPr>
               <w:t>Momento final ({{ momento_final_min }} minutos)</w:t>
@@ -209,6 +230,9 @@
           </w:p>
           <w:p>
             <w:r>
+              <w:rPr>
+                <w:rFonts w:ascii="Calibri" w:hAnsi="Calibri"/>
+              </w:rPr>
               <w:t>{{ momento_final_texto }}</w:t>
             </w:r>
           </w:p>
@@ -216,20 +240,26 @@
         </w:tc>
         <w:tc>
           <w:tcPr>
-            <w:tcW w:type="dxa" w:w="2880"/>
+            <w:tcW w:type="dxa" w:w="3402"/>
           </w:tcPr>
           <w:p>
             <w:r>
+              <w:rPr>
+                <w:rFonts w:ascii="Calibri" w:hAnsi="Calibri"/>
+              </w:rPr>
               <w:t>{{ observaciones }}</w:t>
             </w:r>
           </w:p>
         </w:tc>
         <w:tc>
           <w:tcPr>
-            <w:tcW w:type="dxa" w:w="2880"/>
+            <w:tcW w:type="dxa" w:w="3402"/>
           </w:tcPr>
           <w:p>
             <w:r>
+              <w:rPr>
+                <w:rFonts w:ascii="Calibri" w:hAnsi="Calibri"/>
+              </w:rPr>
               <w:t>{{ avances }}</w:t>
             </w:r>
           </w:p>
@@ -240,29 +270,63 @@
     <w:p>
       <w:r>
         <w:rPr>
+          <w:rFonts w:ascii="Calibri" w:hAnsi="Calibri"/>
           <w:b/>
         </w:rPr>
-        <w:t>ASISTENCIA</w:t>
+        <w:t>EVIDENCIAS (ASISTENCIA Y FOTOS DE LA CLASE)</w:t>
       </w:r>
     </w:p>
     <w:tbl>
       <w:tblPr>
         <w:tblStyle w:val="TableGrid"/>
         <w:tblW w:type="auto" w:w="0"/>
+        <w:tblLayout w:type="fixed"/>
         <w:tblLook w:firstColumn="1" w:firstRow="1" w:lastColumn="0" w:lastRow="0" w:noHBand="0" w:noVBand="1" w:val="04A0"/>
       </w:tblPr>
       <w:tblGrid>
-        <w:gridCol w:w="4320"/>
-        <w:gridCol w:w="4320"/>
+        <w:gridCol w:w="10205"/>
       </w:tblGrid>
       <w:tr>
         <w:tc>
           <w:tcPr>
-            <w:tcW w:type="dxa" w:w="4320"/>
+            <w:tcW w:type="dxa" w:w="10205"/>
+          </w:tcPr>
+          <w:p>
+            <w:pPr>
+              <w:jc w:val="center"/>
+            </w:pPr>
+            <w:r>
+              <w:rPr>
+                <w:rFonts w:ascii="Calibri" w:hAnsi="Calibri"/>
+                <w:b/>
+                <w:i/>
+              </w:rPr>
+              <w:t>Lista de asistencia</w:t>
+            </w:r>
+          </w:p>
+        </w:tc>
+      </w:tr>
+    </w:tbl>
+    <w:tbl>
+      <w:tblPr>
+        <w:tblStyle w:val="TableGrid"/>
+        <w:tblW w:type="auto" w:w="0"/>
+        <w:tblLayout w:type="fixed"/>
+        <w:tblLook w:firstColumn="1" w:firstRow="1" w:lastColumn="0" w:lastRow="0" w:noHBand="0" w:noVBand="1" w:val="04A0"/>
+      </w:tblPr>
+      <w:tblGrid>
+        <w:gridCol w:w="5102"/>
+        <w:gridCol w:w="5102"/>
+      </w:tblGrid>
+      <w:tr>
+        <w:tc>
+          <w:tcPr>
+            <w:tcW w:type="dxa" w:w="5102"/>
           </w:tcPr>
           <w:p>
             <w:r>
               <w:rPr>
+                <w:rFonts w:ascii="Calibri" w:hAnsi="Calibri"/>
                 <w:b/>
               </w:rPr>
               <w:t>Estudiante</w:t>
@@ -271,11 +335,12 @@
         </w:tc>
         <w:tc>
           <w:tcPr>
-            <w:tcW w:type="dxa" w:w="4320"/>
+            <w:tcW w:type="dxa" w:w="5102"/>
           </w:tcPr>
           <w:p>
             <w:r>
               <w:rPr>
+                <w:rFonts w:ascii="Calibri" w:hAnsi="Calibri"/>
                 <w:b/>
               </w:rPr>
               <w:t>Asistió</w:t>
@@ -286,17 +351,20 @@
       <w:tr>
         <w:tc>
           <w:tcPr>
-            <w:tcW w:type="dxa" w:w="4320"/>
+            <w:tcW w:type="dxa" w:w="5102"/>
           </w:tcPr>
           <w:p>
             <w:r>
+              <w:rPr>
+                <w:rFonts w:ascii="Calibri" w:hAnsi="Calibri"/>
+              </w:rPr>
               <w:t>{%tr for a in asistencia %}</w:t>
             </w:r>
           </w:p>
         </w:tc>
         <w:tc>
           <w:tcPr>
-            <w:tcW w:type="dxa" w:w="4320"/>
+            <w:tcW w:type="dxa" w:w="5102"/>
           </w:tcPr>
           <w:p/>
         </w:tc>
@@ -304,20 +372,26 @@
       <w:tr>
         <w:tc>
           <w:tcPr>
-            <w:tcW w:type="dxa" w:w="4320"/>
+            <w:tcW w:type="dxa" w:w="5102"/>
           </w:tcPr>
           <w:p>
             <w:r>
+              <w:rPr>
+                <w:rFonts w:ascii="Calibri" w:hAnsi="Calibri"/>
+              </w:rPr>
               <w:t>{{ a.nombre }}</w:t>
             </w:r>
           </w:p>
         </w:tc>
         <w:tc>
           <w:tcPr>
-            <w:tcW w:type="dxa" w:w="4320"/>
+            <w:tcW w:type="dxa" w:w="5102"/>
           </w:tcPr>
           <w:p>
             <w:r>
+              <w:rPr>
+                <w:rFonts w:ascii="Calibri" w:hAnsi="Calibri"/>
+              </w:rPr>
               <w:t>{{ a.presente }}</w:t>
             </w:r>
           </w:p>
@@ -326,39 +400,86 @@
       <w:tr>
         <w:tc>
           <w:tcPr>
-            <w:tcW w:type="dxa" w:w="4320"/>
+            <w:tcW w:type="dxa" w:w="5102"/>
           </w:tcPr>
           <w:p>
             <w:r>
+              <w:rPr>
+                <w:rFonts w:ascii="Calibri" w:hAnsi="Calibri"/>
+              </w:rPr>
               <w:t>{%tr endfor %}</w:t>
             </w:r>
           </w:p>
         </w:tc>
         <w:tc>
           <w:tcPr>
-            <w:tcW w:type="dxa" w:w="4320"/>
+            <w:tcW w:type="dxa" w:w="5102"/>
           </w:tcPr>
           <w:p/>
         </w:tc>
       </w:tr>
     </w:tbl>
     <w:p/>
-    <w:p>
-      <w:r>
-        <w:rPr>
-          <w:b/>
-        </w:rPr>
-        <w:t>Evidencia fotográfica de la clase</w:t>
-      </w:r>
-    </w:p>
-    <w:p>
-      <w:pPr>
-        <w:jc w:val="center"/>
-      </w:pPr>
-      <w:r>
-        <w:t>{% for foto in fotos_clase %}{{ foto }} {% endfor %}</w:t>
-      </w:r>
-    </w:p>
+    <w:tbl>
+      <w:tblPr>
+        <w:tblStyle w:val="TableGrid"/>
+        <w:tblW w:type="auto" w:w="0"/>
+        <w:tblLayout w:type="fixed"/>
+        <w:tblLook w:firstColumn="1" w:firstRow="1" w:lastColumn="0" w:lastRow="0" w:noHBand="0" w:noVBand="1" w:val="04A0"/>
+      </w:tblPr>
+      <w:tblGrid>
+        <w:gridCol w:w="10205"/>
+      </w:tblGrid>
+      <w:tr>
+        <w:tc>
+          <w:tcPr>
+            <w:tcW w:type="dxa" w:w="10205"/>
+          </w:tcPr>
+          <w:p>
+            <w:pPr>
+              <w:jc w:val="center"/>
+            </w:pPr>
+            <w:r>
+              <w:rPr>
+                <w:rFonts w:ascii="Calibri" w:hAnsi="Calibri"/>
+                <w:b/>
+                <w:i/>
+              </w:rPr>
+              <w:t>Evidencia fotográfica</w:t>
+            </w:r>
+          </w:p>
+        </w:tc>
+      </w:tr>
+    </w:tbl>
+    <w:tbl>
+      <w:tblPr>
+        <w:tblStyle w:val="TableGrid"/>
+        <w:tblW w:type="auto" w:w="0"/>
+        <w:tblLayout w:type="fixed"/>
+        <w:tblLook w:firstColumn="1" w:firstRow="1" w:lastColumn="0" w:lastRow="0" w:noHBand="0" w:noVBand="1" w:val="04A0"/>
+      </w:tblPr>
+      <w:tblGrid>
+        <w:gridCol w:w="10205"/>
+      </w:tblGrid>
+      <w:tr>
+        <w:tc>
+          <w:tcPr>
+            <w:tcW w:type="dxa" w:w="10205"/>
+          </w:tcPr>
+          <w:p>
+            <w:pPr>
+              <w:jc w:val="center"/>
+            </w:pPr>
+            <w:r>
+              <w:rPr>
+                <w:rFonts w:ascii="Calibri" w:hAnsi="Calibri"/>
+              </w:rPr>
+              <w:t>{% for foto in fotos_clase %}{{ foto }} {% endfor %}</w:t>
+            </w:r>
+          </w:p>
+        </w:tc>
+      </w:tr>
+    </w:tbl>
     <w:sectPr>
       <w:headerReference w:type="default" r:id="rId9"/>
       <w:footerReference w:type="default" r:id="rId10"/>
@@ -380,7 +501,8 @@
     </w:pPr>
     <w:r>
       <w:rPr>
-        <w:sz w:val="16"/>
+        <w:rFonts w:ascii="Century Gothic" w:hAnsi="Century Gothic"/>
+        <w:sz w:val="18"/>
       </w:rPr>
       <w:t>www.sanpedrodelosmilagros-antioquia.gov.co / Carrera 49A No.49-36 Parque principal - PBX. 8687039</w:t>
     </w:r>
@@ -391,13 +513,15 @@
     </w:pPr>
     <w:r>
       <w:rPr>
-        <w:sz w:val="16"/>
+        <w:rFonts w:ascii="Century Gothic" w:hAnsi="Century Gothic"/>
+        <w:sz w:val="18"/>
       </w:rPr>
       <w:t xml:space="preserve">E-mail: secgobierno@sanpedrodelosmilagros-antioquia.gov.co / Código Postal 051010 / Página </w:t>
     </w:r>
     <w:r>
       <w:rPr>
-        <w:sz w:val="16"/>
+        <w:rFonts w:ascii="Century Gothic" w:hAnsi="Century Gothic"/>
+        <w:sz w:val="18"/>
       </w:rPr>
       <w:fldChar w:fldCharType="begin"/>
       <w:instrText xml:space="preserve">PAGE</w:instrText>
@@ -405,13 +529,15 @@
     </w:r>
     <w:r>
       <w:rPr>
-        <w:sz w:val="16"/>
+        <w:rFonts w:ascii="Century Gothic" w:hAnsi="Century Gothic"/>
+        <w:sz w:val="18"/>
       </w:rPr>
       <w:t xml:space="preserve"> de </w:t>
     </w:r>
     <w:r>
       <w:rPr>
-        <w:sz w:val="16"/>
+        <w:rFonts w:ascii="Century Gothic" w:hAnsi="Century Gothic"/>
+        <w:sz w:val="18"/>
       </w:rPr>
       <w:fldChar w:fldCharType="begin"/>
       <w:instrText xml:space="preserve">NUMPAGES</w:instrText>
@@ -453,6 +579,7 @@
           </w:pPr>
           <w:r>
             <w:rPr>
+              <w:rFonts w:ascii="Century Gothic" w:hAnsi="Century Gothic"/>
               <w:sz w:val="18"/>
             </w:rPr>
             <w:t>ADMINISTRACIÓN MUNICIPAL</w:t>
@@ -464,6 +591,7 @@
           </w:pPr>
           <w:r>
             <w:rPr>
+              <w:rFonts w:ascii="Century Gothic" w:hAnsi="Century Gothic"/>
               <w:sz w:val="18"/>
             </w:rPr>
             <w:t>Secretaria de Educación y Desarrollo Social</w:t>
@@ -482,6 +610,7 @@
           </w:pPr>
           <w:r>
             <w:rPr>
+              <w:rFonts w:ascii="Calibri" w:hAnsi="Calibri"/>
               <w:b/>
               <w:sz w:val="24"/>
             </w:rPr>
@@ -501,6 +630,7 @@
           </w:pPr>
           <w:r>
             <w:rPr>
+              <w:rFonts w:ascii="Calibri" w:hAnsi="Calibri"/>
               <w:sz w:val="18"/>
             </w:rPr>
             <w:drawing>
@@ -545,6 +675,7 @@
         <w:p>
           <w:r>
             <w:rPr>
+              <w:rFonts w:ascii="Calibri" w:hAnsi="Calibri"/>
               <w:b/>
               <w:sz w:val="18"/>
             </w:rPr>
@@ -554,6 +685,7 @@
         <w:p>
           <w:r>
             <w:rPr>
+              <w:rFonts w:ascii="Calibri" w:hAnsi="Calibri"/>
               <w:b/>
               <w:sz w:val="18"/>
             </w:rPr>
@@ -620,6 +752,7 @@
         <w:p>
           <w:r>
             <w:rPr>
+              <w:rFonts w:ascii="Calibri" w:hAnsi="Calibri"/>
               <w:b/>
               <w:sz w:val="18"/>
             </w:rPr>
@@ -995,6 +1128,9 @@
     <w:name w:val="Normal"/>
     <w:qFormat/>
     <w:rsid w:val="00FC693F"/>
+    <w:rPr>
+      <w:rFonts w:ascii="Calibri" w:hAnsi="Calibri"/>
+    </w:rPr>
   </w:style>
   <w:style w:type="paragraph" w:styleId="Header">
     <w:name w:val="header"/>

--- a/templates/planeacion_individual.docx
+++ b/templates/planeacion_individual.docx
@@ -115,7 +115,7 @@
                 <w:rFonts w:ascii="Calibri" w:hAnsi="Calibri"/>
                 <w:b/>
               </w:rPr>
-              <w:t>TEMAS VISTOS</w:t>
+              <w:t>TEMAS DE LA CLASE</w:t>
             </w:r>
           </w:p>
         </w:tc>
@@ -134,10 +134,24 @@
           </w:p>
         </w:tc>
       </w:tr>
+    </w:tbl>
+    <w:p/>
+    <w:tbl>
+      <w:tblPr>
+        <w:tblStyle w:val="TableGrid"/>
+        <w:tblW w:type="auto" w:w="0"/>
+        <w:tblLayout w:type="fixed"/>
+        <w:tblLook w:firstColumn="1" w:firstRow="1" w:lastColumn="0" w:lastRow="0" w:noHBand="0" w:noVBand="1" w:val="04A0"/>
+      </w:tblPr>
+      <w:tblGrid>
+        <w:gridCol w:w="1984"/>
+        <w:gridCol w:w="1417"/>
+        <w:gridCol w:w="6803"/>
+      </w:tblGrid>
       <w:tr>
         <w:tc>
           <w:tcPr>
-            <w:tcW w:type="dxa" w:w="3402"/>
+            <w:tcW w:type="dxa" w:w="1984"/>
           </w:tcPr>
           <w:p>
             <w:r>
@@ -145,13 +159,13 @@
                 <w:rFonts w:ascii="Calibri" w:hAnsi="Calibri"/>
                 <w:b/>
               </w:rPr>
-              <w:t>MOMENTOS DE LA CLASE Y TIEMPOS</w:t>
+              <w:t>MOMENTOS</w:t>
             </w:r>
           </w:p>
         </w:tc>
         <w:tc>
           <w:tcPr>
-            <w:tcW w:type="dxa" w:w="3402"/>
+            <w:tcW w:type="dxa" w:w="1417"/>
           </w:tcPr>
           <w:p>
             <w:r>
@@ -159,13 +173,13 @@
                 <w:rFonts w:ascii="Calibri" w:hAnsi="Calibri"/>
                 <w:b/>
               </w:rPr>
-              <w:t>OBSERVACIONES DE CLASE QUE CONTRIBUYAN A LA FUNDAMENTACIÓN DE GENERACIÓN-I (pequeña reflexión pedagógica, incluye también lo disciplinar)</w:t>
+              <w:t>TIEMPO</w:t>
             </w:r>
           </w:p>
         </w:tc>
         <w:tc>
           <w:tcPr>
-            <w:tcW w:type="dxa" w:w="3402"/>
+            <w:tcW w:type="dxa" w:w="6803"/>
           </w:tcPr>
           <w:p>
             <w:r>
@@ -173,7 +187,7 @@
                 <w:rFonts w:ascii="Calibri" w:hAnsi="Calibri"/>
                 <w:b/>
               </w:rPr>
-              <w:t>AVANCES O RETROCESOS OBSERVADOS EN CLASE (se puede nombrar al estudiante, tipo evaluación cualitativa)</w:t>
+              <w:t>ACTIVIDAD</w:t>
             </w:r>
           </w:p>
         </w:tc>
@@ -181,7 +195,7 @@
       <w:tr>
         <w:tc>
           <w:tcPr>
-            <w:tcW w:type="dxa" w:w="3402"/>
+            <w:tcW w:type="dxa" w:w="1984"/>
           </w:tcPr>
           <w:p>
             <w:r>
@@ -189,9 +203,27 @@
                 <w:rFonts w:ascii="Calibri" w:hAnsi="Calibri"/>
                 <w:b/>
               </w:rPr>
-              <w:t>Momento inicial ({{ momento_inicial_min }} minutos)</w:t>
+              <w:t>MOMENTO INICIAL</w:t>
             </w:r>
           </w:p>
+        </w:tc>
+        <w:tc>
+          <w:tcPr>
+            <w:tcW w:type="dxa" w:w="1417"/>
+          </w:tcPr>
+          <w:p>
+            <w:r>
+              <w:rPr>
+                <w:rFonts w:ascii="Calibri" w:hAnsi="Calibri"/>
+              </w:rPr>
+              <w:t>{{ momento_inicial_min }} minutos</w:t>
+            </w:r>
+          </w:p>
+        </w:tc>
+        <w:tc>
+          <w:tcPr>
+            <w:tcW w:type="dxa" w:w="6803"/>
+          </w:tcPr>
           <w:p>
             <w:r>
               <w:rPr>
@@ -200,16 +232,40 @@
               <w:t>{{ momento_inicial_texto }}</w:t>
             </w:r>
           </w:p>
-          <w:p/>
+        </w:tc>
+      </w:tr>
+      <w:tr>
+        <w:tc>
+          <w:tcPr>
+            <w:tcW w:type="dxa" w:w="1984"/>
+          </w:tcPr>
           <w:p>
             <w:r>
               <w:rPr>
                 <w:rFonts w:ascii="Calibri" w:hAnsi="Calibri"/>
                 <w:b/>
               </w:rPr>
-              <w:t>Momento de desarrollo ({{ momento_desarrollo_min }} minutos)</w:t>
+              <w:t>MOMENTO DE DESARROLLO</w:t>
             </w:r>
           </w:p>
+        </w:tc>
+        <w:tc>
+          <w:tcPr>
+            <w:tcW w:type="dxa" w:w="1417"/>
+          </w:tcPr>
+          <w:p>
+            <w:r>
+              <w:rPr>
+                <w:rFonts w:ascii="Calibri" w:hAnsi="Calibri"/>
+              </w:rPr>
+              <w:t>{{ momento_desarrollo_min }} minutos</w:t>
+            </w:r>
+          </w:p>
+        </w:tc>
+        <w:tc>
+          <w:tcPr>
+            <w:tcW w:type="dxa" w:w="6803"/>
+          </w:tcPr>
           <w:p>
             <w:r>
               <w:rPr>
@@ -218,16 +274,40 @@
               <w:t>{{ momento_desarrollo_texto }}</w:t>
             </w:r>
           </w:p>
-          <w:p/>
+        </w:tc>
+      </w:tr>
+      <w:tr>
+        <w:tc>
+          <w:tcPr>
+            <w:tcW w:type="dxa" w:w="1984"/>
+          </w:tcPr>
           <w:p>
             <w:r>
               <w:rPr>
                 <w:rFonts w:ascii="Calibri" w:hAnsi="Calibri"/>
                 <w:b/>
               </w:rPr>
-              <w:t>Momento final ({{ momento_final_min }} minutos)</w:t>
+              <w:t>MOMENTO DE CIERRE</w:t>
             </w:r>
           </w:p>
+        </w:tc>
+        <w:tc>
+          <w:tcPr>
+            <w:tcW w:type="dxa" w:w="1417"/>
+          </w:tcPr>
+          <w:p>
+            <w:r>
+              <w:rPr>
+                <w:rFonts w:ascii="Calibri" w:hAnsi="Calibri"/>
+              </w:rPr>
+              <w:t>{{ momento_final_min }} minutos</w:t>
+            </w:r>
+          </w:p>
+        </w:tc>
+        <w:tc>
+          <w:tcPr>
+            <w:tcW w:type="dxa" w:w="6803"/>
+          </w:tcPr>
           <w:p>
             <w:r>
               <w:rPr>
@@ -236,12 +316,34 @@
               <w:t>{{ momento_final_texto }}</w:t>
             </w:r>
           </w:p>
-          <w:p/>
         </w:tc>
+      </w:tr>
+    </w:tbl>
+    <w:p/>
+    <w:tbl>
+      <w:tblPr>
+        <w:tblStyle w:val="TableGrid"/>
+        <w:tblW w:type="auto" w:w="0"/>
+        <w:tblLayout w:type="fixed"/>
+        <w:tblLook w:firstColumn="1" w:firstRow="1" w:lastColumn="0" w:lastRow="0" w:noHBand="0" w:noVBand="1" w:val="04A0"/>
+      </w:tblPr>
+      <w:tblGrid>
+        <w:gridCol w:w="10205"/>
+      </w:tblGrid>
+      <w:tr>
         <w:tc>
           <w:tcPr>
-            <w:tcW w:type="dxa" w:w="3402"/>
+            <w:tcW w:type="dxa" w:w="10205"/>
           </w:tcPr>
+          <w:p>
+            <w:r>
+              <w:rPr>
+                <w:rFonts w:ascii="Calibri" w:hAnsi="Calibri"/>
+                <w:b/>
+              </w:rPr>
+              <w:t>EVALUACIÓN DE LA CLASE</w:t>
+            </w:r>
+          </w:p>
           <w:p>
             <w:r>
               <w:rPr>
@@ -251,31 +353,9 @@
             </w:r>
           </w:p>
         </w:tc>
-        <w:tc>
-          <w:tcPr>
-            <w:tcW w:type="dxa" w:w="3402"/>
-          </w:tcPr>
-          <w:p>
-            <w:r>
-              <w:rPr>
-                <w:rFonts w:ascii="Calibri" w:hAnsi="Calibri"/>
-              </w:rPr>
-              <w:t>{{ avances }}</w:t>
-            </w:r>
-          </w:p>
-        </w:tc>
       </w:tr>
     </w:tbl>
     <w:p/>
-    <w:p>
-      <w:r>
-        <w:rPr>
-          <w:rFonts w:ascii="Calibri" w:hAnsi="Calibri"/>
-          <w:b/>
-        </w:rPr>
-        <w:t>EVIDENCIAS (ASISTENCIA Y FOTOS DE LA CLASE)</w:t>
-      </w:r>
-    </w:p>
     <w:tbl>
       <w:tblPr>
         <w:tblStyle w:val="TableGrid"/>
@@ -301,7 +381,7 @@
                 <w:b/>
                 <w:i/>
               </w:rPr>
-              <w:t>Lista de asistencia</w:t>
+              <w:t>ASISTENCIA</w:t>
             </w:r>
           </w:p>
         </w:tc>
@@ -329,7 +409,7 @@
                 <w:rFonts w:ascii="Calibri" w:hAnsi="Calibri"/>
                 <w:b/>
               </w:rPr>
-              <w:t>Estudiante</w:t>
+              <w:t>ESTUDIANTE</w:t>
             </w:r>
           </w:p>
         </w:tc>
@@ -445,7 +525,7 @@
                 <w:b/>
                 <w:i/>
               </w:rPr>
-              <w:t>Evidencia fotográfica</w:t>
+              <w:t>EVIDENCIA FOTOGRÁFICA DE LA CLASE</w:t>
             </w:r>
           </w:p>
         </w:tc>
@@ -524,7 +604,33 @@
         <w:sz w:val="18"/>
       </w:rPr>
       <w:fldChar w:fldCharType="begin"/>
-      <w:instrText xml:space="preserve">PAGE</w:instrText>
+    </w:r>
+    <w:r>
+      <w:rPr>
+        <w:rFonts w:ascii="Century Gothic" w:hAnsi="Century Gothic"/>
+        <w:sz w:val="18"/>
+      </w:rPr>
+      <w:instrText xml:space="preserve"> PAGE </w:instrText>
+    </w:r>
+    <w:r>
+      <w:rPr>
+        <w:rFonts w:ascii="Century Gothic" w:hAnsi="Century Gothic"/>
+        <w:sz w:val="18"/>
+      </w:rPr>
+      <w:fldChar w:fldCharType="separate"/>
+    </w:r>
+    <w:r>
+      <w:rPr>
+        <w:rFonts w:ascii="Century Gothic" w:hAnsi="Century Gothic"/>
+        <w:sz w:val="18"/>
+      </w:rPr>
+      <w:t>1</w:t>
+    </w:r>
+    <w:r>
+      <w:rPr>
+        <w:rFonts w:ascii="Century Gothic" w:hAnsi="Century Gothic"/>
+        <w:sz w:val="18"/>
+      </w:rPr>
       <w:fldChar w:fldCharType="end"/>
     </w:r>
     <w:r>
@@ -540,7 +646,33 @@
         <w:sz w:val="18"/>
       </w:rPr>
       <w:fldChar w:fldCharType="begin"/>
-      <w:instrText xml:space="preserve">NUMPAGES</w:instrText>
+    </w:r>
+    <w:r>
+      <w:rPr>
+        <w:rFonts w:ascii="Century Gothic" w:hAnsi="Century Gothic"/>
+        <w:sz w:val="18"/>
+      </w:rPr>
+      <w:instrText xml:space="preserve"> NUMPAGES </w:instrText>
+    </w:r>
+    <w:r>
+      <w:rPr>
+        <w:rFonts w:ascii="Century Gothic" w:hAnsi="Century Gothic"/>
+        <w:sz w:val="18"/>
+      </w:rPr>
+      <w:fldChar w:fldCharType="separate"/>
+    </w:r>
+    <w:r>
+      <w:rPr>
+        <w:rFonts w:ascii="Century Gothic" w:hAnsi="Century Gothic"/>
+        <w:sz w:val="18"/>
+      </w:rPr>
+      <w:t>1</w:t>
+    </w:r>
+    <w:r>
+      <w:rPr>
+        <w:rFonts w:ascii="Century Gothic" w:hAnsi="Century Gothic"/>
+        <w:sz w:val="18"/>
+      </w:rPr>
       <w:fldChar w:fldCharType="end"/>
     </w:r>
   </w:p>
